--- a/Programacion II/Kit docente/Clase 3/Solucion Taller Clase 3 - VetCare.docx
+++ b/Programacion II/Kit docente/Clase 3/Solucion Taller Clase 3 - VetCare.docx
@@ -72,7 +72,7 @@
           <w:color w:val="2B2B2B"/>
           <w:sz w:val="22"/>
         </w:rPr>
-        <w:t>Paso 1 resuelto: Turno se construye igual que Mascota, con atributos private final String id, nombre, dueno y motivo, constructor completo, getters y toString del estilo return nombre + " (" + id + ") - " + motivo + " | dueno: " + dueno; Tener toString desde el principio es lo que hace legible toda la demo de colas, porque cada poll imprime una linea entendible en vez de vetcare.Turno@3f2a1b.</w:t>
+        <w:t>Paso 1 resuelto: Turno se construye igual que Mascota, con atributos private final String id, nombre, dueno y motivo, constructor completo, getters y toString del estilo return nombre + " (" + id + ") - " + motivo + " | dueno: " + dueno; Tener toString desde el principio es lo que hace legible toda la demo de colas, porque cada poll imprime una linea entendible en vez de clinica.Turno@3f2a1b.</w:t>
       </w:r>
     </w:p>
     <w:p>
